--- a/livrables/lecons/2026-09-06_lecon-revenus-passifs_07_automatisations-no-code-micro-saas-agents-ia.docx
+++ b/livrables/lecons/2026-09-06_lecon-revenus-passifs_07_automatisations-no-code-micro-saas-agents-ia.docx
@@ -645,7 +645,7 @@
           <w:sz w:val="22"/>
           <w:szCs w:val="22"/>
         </w:rPr>
-        <w:t xml:space="preserve">92 % des micro-SaaS échouent dans les 18 premiers mois — selon Rockingweb.com.au, analyse 2025 portant sur des produits référencés sur Indie Hackers et Product Hunt. Source secondaire (blog spécialisé), non un organisme officiel : à traiter comme une estimation de marché, non une statistique certifiée.</w:t>
+        <w:t xml:space="preserve">92 % des SaaS échouent en 3 ans, et 45 % des échecs se concentrent entre le 18e et le 24e mois — Rockingweb.com.au, « 18-Month Rule », page relue le 06/09/2026. ⚠️ Cette source se contredit elle-même : son titre annonce « 92% of Micro SaaS Fail Within 18 Months », son corps écrit « 92% of SaaS startups die within 3 years » et « 45% of all startup failures occur between months 18-24 ». Les chiffres retenus ici sont ceux du corps, pas du titre. La page s’appuie sur CB Insights (483 post-mortems), Harvard Business Review et 1 000 entreprises défaillantes. Source secondaire (blog d’agence web australienne), non un organisme officiel : estimation de marché, non statistique certifiée.</w:t>
       </w:r>
     </w:p>
     <w:p>
@@ -666,7 +666,7 @@
           <w:sz w:val="22"/>
           <w:szCs w:val="22"/>
         </w:rPr>
-        <w:t xml:space="preserve">Distribution des revenus (Rockingweb.com.au, étude portant sur 1 000 micro-SaaS, 2025) : 30 % n’atteignent jamais 1 000 $/mois et abandonnent | 50 % plafonnent entre 1 000 $ et 10 000 $/mois | 15 % atteignent 10 000–100 000 $/mois | 5 % dépassent 100 000 $/mois.</w:t>
+        <w:t xml:space="preserve">Distribution des revenus (Rockingweb.com.au, « 1,000 Micro SaaS Analysed », page relue mot pour mot le 06/09/2026) : 70 % restent sous 1 000 $/mois — la « validation zone » de 0 à 1 000 $ | 18 % seulement atteignent la « sustainability zone » de 1 000 à 5 000 $ de MRR | 1 à 2 % dépassent 50 000 $/mois. La source ajoute deux repères : 95 % des micro-SaaS deviennent rentables en moins de 12 mois, et la moyenne de 83 300 $/mois qu’elle cite ne porte que sur les « top performers », pas sur l’ensemble.</w:t>
       </w:r>
     </w:p>
     <w:p>
@@ -687,7 +687,7 @@
           <w:sz w:val="22"/>
           <w:szCs w:val="22"/>
         </w:rPr>
-        <w:t xml:space="preserve">70 % des micro-SaaS gagnent moins de 1 000 $/mois (même source).</w:t>
+        <w:t xml:space="preserve">Lecture : la barre des 1 000 $/mois n’est pas un seuil de démarrage, c’est le plafond de 7 produits sur 10. Le modèle chiffré de l’exercice 3 ci-dessous — 30 abonnés à 15 €, soit 450 € de MRR — se situerait, s’il était atteint, dans les 30 % supérieurs de cette distribution.</w:t>
       </w:r>
     </w:p>
     <w:p>
@@ -1043,7 +1043,7 @@
                 <w:sz w:val="20"/>
                 <w:szCs w:val="20"/>
               </w:rPr>
-              <w:t xml:space="preserve">19,99 $/mois (Professional)</w:t>
+              <w:t xml:space="preserve">19,99 $/mois (Professional, engagement annuel)</w:t>
             </w:r>
           </w:p>
         </w:tc>
@@ -1083,7 +1083,7 @@
                 <w:sz w:val="20"/>
                 <w:szCs w:val="20"/>
               </w:rPr>
-              <w:t xml:space="preserve">Monte vite à l’échelle</w:t>
+              <w:t xml:space="preserve">Sans engagement, le mensuel est plus cher (remise annuelle annoncée : 33 %). Monte vite à l’échelle</w:t>
             </w:r>
           </w:p>
         </w:tc>
@@ -1443,7 +1443,7 @@
           <w:sz w:val="22"/>
           <w:szCs w:val="22"/>
         </w:rPr>
-        <w:t xml:space="preserve">Note Stripe : le taux 1,5 % + 0,25 € s’applique aux cartes de l’Espace économique européen. Le taux monte à 2,5 % + 0,25 € pour les cartes hors EEE. Ces chiffres proviennent d’une source secondaire (Parseur.com) — vérification sur stripe.com/fr/pricing recommandée avant tout calcul de rentabilité.</w:t>
+        <w:t xml:space="preserve">Note Stripe — grille relevée sur la source primaire stripe.com/fr/pricing le 06/09/2026, quatre lignes et non deux : 1,5 % + 0,25 € pour les cartes standard de l’EEE · 2,8 % + 0,25 € pour les cartes premium de l’EEE · 2,5 % + 0,25 € pour les cartes britanniques · 3,15 % + 0,25 € pour les cartes internationales, ces deux dernières majorées de 2 % en cas de conversion de devises. Le taux dépend donc de la carte du client, pas du pays du vendeur : une clientèle majoritairement hors EEE double le coût d’encaissement. Les calculs de l’exercice 3 retiennent 1,5 %, c’est-à-dire l’hypothèse d’une clientèle EEE standard.</w:t>
       </w:r>
     </w:p>
     <w:p>
@@ -4537,6 +4537,127 @@
       </w:pPr>
       <w:r>
         <w:t xml:space="preserve"/>
+      </w:r>
+    </w:p>
+    <w:p>
+      <w:pPr>
+        <w:pBdr>
+          <w:bottom w:val="single" w:color="1B3A6B" w:sz="6"/>
+        </w:pBdr>
+        <w:spacing w:after="120" w:before="360"/>
+      </w:pPr>
+      <w:r>
+        <w:rPr>
+          <w:rFonts w:ascii="Times New Roman" w:cs="Times New Roman" w:eastAsia="Times New Roman" w:hAnsi="Times New Roman"/>
+          <w:b/>
+          <w:bCs/>
+          <w:color w:val="1B3A6B"/>
+          <w:sz w:val="30"/>
+          <w:szCs w:val="30"/>
+        </w:rPr>
+        <w:t xml:space="preserve">📝 Journal des corrections — 6 septembre 2026</w:t>
+      </w:r>
+    </w:p>
+    <w:p>
+      <w:pPr>
+        <w:spacing w:after="80"/>
+      </w:pPr>
+      <w:r>
+        <w:rPr>
+          <w:rFonts w:ascii="Times New Roman" w:cs="Times New Roman" w:eastAsia="Times New Roman" w:hAnsi="Times New Roman"/>
+          <w:b/>
+          <w:bCs/>
+          <w:i/>
+          <w:iCs/>
+          <w:color w:val="1F2937"/>
+          <w:sz w:val="22"/>
+          <w:szCs w:val="22"/>
+        </w:rPr>
+        <w:t xml:space="preserve">Cinq corrections apportées le jour même de la production, après relecture des sources primaires. Les formulations d’origine sont conservées ci-dessous : une erreur effacée ne s’apprend pas.</w:t>
+      </w:r>
+    </w:p>
+    <w:p>
+      <w:pPr>
+        <w:spacing w:after="80"/>
+      </w:pPr>
+      <w:r>
+        <w:rPr>
+          <w:rFonts w:ascii="Times New Roman" w:cs="Times New Roman" w:eastAsia="Times New Roman" w:hAnsi="Times New Roman"/>
+          <w:color w:val="1F2937"/>
+          <w:sz w:val="22"/>
+          <w:szCs w:val="22"/>
+        </w:rPr>
+        <w:t xml:space="preserve">① Taux d’échec — Texte d’origine : « 92 % des micro-SaaS échouent dans les 18 premiers mois ». C’est le titre de l’article cité, que son propre corps contredit : il y est écrit « 92% of SaaS startups die within 3 years » et « 45% of all startup failures occur between months 18-24 ». Le titre avait été recopié sans que le texte soit ouvert. Corrigé sur le corps.</w:t>
+      </w:r>
+    </w:p>
+    <w:p>
+      <w:pPr>
+        <w:spacing w:after="80"/>
+      </w:pPr>
+      <w:r>
+        <w:rPr>
+          <w:rFonts w:ascii="Times New Roman" w:cs="Times New Roman" w:eastAsia="Times New Roman" w:hAnsi="Times New Roman"/>
+          <w:color w:val="1F2937"/>
+          <w:sz w:val="22"/>
+          <w:szCs w:val="22"/>
+        </w:rPr>
+        <w:t xml:space="preserve">② Distribution des revenus — Texte d’origine : « 30 % n’atteignent jamais 1 000 $/mois | 50 % plafonnent entre 1 000 $ et 10 000 $ | 15 % atteignent 10 000–100 000 $ | 5 % dépassent 100 000 $ ». Aucune de ces quatre tranches ne figure dans la source citée : la page donne 70 % sous 1 000 $, 18 % entre 1 000 et 5 000 $, 1 à 2 % au-dessus de 50 000 $ — d’autres bornes et d’autres proportions. Une distribution complète avait donc été fabriquée, puis attribuée nommément à un tiers. Remplacée par les chiffres relevés.</w:t>
+      </w:r>
+    </w:p>
+    <w:p>
+      <w:pPr>
+        <w:spacing w:after="80"/>
+      </w:pPr>
+      <w:r>
+        <w:rPr>
+          <w:rFonts w:ascii="Times New Roman" w:cs="Times New Roman" w:eastAsia="Times New Roman" w:hAnsi="Times New Roman"/>
+          <w:color w:val="1F2937"/>
+          <w:sz w:val="22"/>
+          <w:szCs w:val="22"/>
+        </w:rPr>
+        <w:t xml:space="preserve">③ Contradiction interne — Le texte d’origine annonçait 30 % sous 1 000 $/mois dans la distribution, puis 70 % sous le même seuil deux lignes plus bas, en précisant « même source ». Les deux ne pouvaient pas être vrais. Vérification faite, c’est la ligne des 70 % qui était fidèle. La contradiction se voyait sans consulter quoi que ce soit : deux chiffres incompatibles publiés à deux lignes d’écart.</w:t>
+      </w:r>
+    </w:p>
+    <w:p>
+      <w:pPr>
+        <w:spacing w:after="80"/>
+      </w:pPr>
+      <w:r>
+        <w:rPr>
+          <w:rFonts w:ascii="Times New Roman" w:cs="Times New Roman" w:eastAsia="Times New Roman" w:hAnsi="Times New Roman"/>
+          <w:color w:val="1F2937"/>
+          <w:sz w:val="22"/>
+          <w:szCs w:val="22"/>
+        </w:rPr>
+        <w:t xml:space="preserve">④ Tarification Stripe — Texte d’origine : « Le taux monte à 2,5 % + 0,25 € pour les cartes hors EEE », d’après un comparatif tiers. 2,5 % est le tarif des cartes britanniques ; les cartes internationales sont à 3,15 % et les cartes premium de l’EEE à 2,8 %, toutes deux absentes. La leçon écrivait pourtant elle-même qu’il fallait vérifier sur stripe.com/fr/pricing : la consigne était rédigée, pas appliquée. Grille complète relevée sur la page officielle.</w:t>
+      </w:r>
+    </w:p>
+    <w:p>
+      <w:pPr>
+        <w:spacing w:after="80"/>
+      </w:pPr>
+      <w:r>
+        <w:rPr>
+          <w:rFonts w:ascii="Times New Roman" w:cs="Times New Roman" w:eastAsia="Times New Roman" w:hAnsi="Times New Roman"/>
+          <w:color w:val="1F2937"/>
+          <w:sz w:val="22"/>
+          <w:szCs w:val="22"/>
+        </w:rPr>
+        <w:t xml:space="preserve">⑤ Tarif Zapier — Texte d’origine : « 19,99 $/mois (Professional) », sans condition. C’est le montant affiché par défaut sur zapier.com/pricing, dont le sélecteur est positionné sur « Pay yearly (Save 33%) » : il suppose un engagement annuel. La condition est désormais écrite. Sans effet sur les calculs, qui reposent sur Make à 9 $.</w:t>
+      </w:r>
+    </w:p>
+    <w:p>
+      <w:pPr>
+        <w:spacing w:after="80"/>
+      </w:pPr>
+      <w:r>
+        <w:rPr>
+          <w:rFonts w:ascii="Times New Roman" w:cs="Times New Roman" w:eastAsia="Times New Roman" w:hAnsi="Times New Roman"/>
+          <w:color w:val="1F2937"/>
+          <w:sz w:val="22"/>
+          <w:szCs w:val="22"/>
+        </w:rPr>
+        <w:t xml:space="preserve">Ce que ces cinq points ont en commun : aucun ne portait sur un raisonnement. Toute l’arithmétique de la leçon — seuil de couverture, frais par abonné, marge à 30 abonnés, table de churn sur six mois — a été refaite et s’est révélée exacte. Ce qui a cédé, c’est le lien entre un chiffre et sa source : un titre pris pour un contenu, une distribution inventée, une grille tarifaire réduite de quatre lignes à deux, un prix promotionnel donné pour un prix. Un chiffre juste dans un calcul ne prouve rien sur son origine.</w:t>
       </w:r>
     </w:p>
     <w:p>

--- a/livrables/lecons/2026-09-06_lecon-revenus-passifs_07_automatisations-no-code-micro-saas-agents-ia.docx
+++ b/livrables/lecons/2026-09-06_lecon-revenus-passifs_07_automatisations-no-code-micro-saas-agents-ia.docx
@@ -1443,7 +1443,7 @@
           <w:sz w:val="22"/>
           <w:szCs w:val="22"/>
         </w:rPr>
-        <w:t xml:space="preserve">Note Stripe — grille relevée sur la source primaire stripe.com/fr/pricing le 06/09/2026, quatre lignes et non deux : 1,5 % + 0,25 € pour les cartes standard de l’EEE · 2,8 % + 0,25 € pour les cartes premium de l’EEE · 2,5 % + 0,25 € pour les cartes britanniques · 3,15 % + 0,25 € pour les cartes internationales, ces deux dernières majorées de 2 % en cas de conversion de devises. Le taux dépend donc de la carte du client, pas du pays du vendeur : une clientèle majoritairement hors EEE double le coût d’encaissement. Les calculs de l’exercice 3 retiennent 1,5 %, c’est-à-dire l’hypothèse d’une clientèle EEE standard.</w:t>
+        <w:t xml:space="preserve">Note Stripe — grille relevée sur la source primaire stripe.com/fr/pricing le 06/09/2026, adresse ajoutée aux Ressources le 11/09/2026 où elle ne figurait pas, quatre lignes et non deux : 1,5 % + 0,25 € pour les cartes standard de l’EEE · 2,8 % + 0,25 € pour les cartes premium de l’EEE · 2,5 % + 0,25 € pour les cartes britanniques · 3,15 % + 0,25 € pour les cartes internationales, ces deux dernières majorées de 2 % en cas de conversion de devises. Le taux dépend donc de la carte du client, pas du pays du vendeur : une clientèle majoritairement hors EEE double le coût d’encaissement. Les calculs de l’exercice 3 retiennent 1,5 %, c’est-à-dire l’hypothèse d’une clientèle EEE standard.</w:t>
       </w:r>
     </w:p>
     <w:p>
@@ -4385,6 +4385,41 @@
     </w:p>
     <w:p>
       <w:pPr>
+        <w:spacing w:after="60"/>
+      </w:pPr>
+      <w:r>
+        <w:rPr>
+          <w:rFonts w:ascii="Times New Roman" w:cs="Times New Roman" w:eastAsia="Times New Roman" w:hAnsi="Times New Roman"/>
+          <w:color w:val="1F2937"/>
+          <w:sz w:val="22"/>
+          <w:szCs w:val="22"/>
+        </w:rPr>
+        <w:t xml:space="preserve">→ </w:t>
+      </w:r>
+      <w:hyperlink w:history="1" r:id="rIdstripepricing20260911">
+        <w:r>
+          <w:rPr>
+            <w:rFonts w:ascii="Times New Roman" w:cs="Times New Roman" w:eastAsia="Times New Roman" w:hAnsi="Times New Roman"/>
+            <w:color w:val="1155CC"/>
+            <w:sz w:val="22"/>
+            <w:szCs w:val="22"/>
+            <w:u w:val="single"/>
+          </w:rPr>
+          <w:t xml:space="preserve">Stripe — Tarifs France et EEE (la grille complète : cartes standard, premium, britanniques, internationales)</w:t>
+        </w:r>
+      </w:hyperlink>
+      <w:r>
+        <w:rPr>
+          <w:rFonts w:ascii="Times New Roman" w:cs="Times New Roman" w:eastAsia="Times New Roman" w:hAnsi="Times New Roman"/>
+          <w:color w:val="1F2937"/>
+          <w:sz w:val="22"/>
+          <w:szCs w:val="22"/>
+        </w:rPr>
+        <w:t xml:space="preserve"> — AJOUTÉE LE 11/09/2026. Cette page était nommée « la source primaire » dans le corps de la leçon depuis le 06/09, et ne figurait dans aucune des huit ressources — alors que les quatre taux qu'elle porte alimentent les quatre calculs de l'exercice, et que c'est sur elle que s'appuie la correction ④ du journal. Retestée le 11/09/2026 : HTTP 200, 44 506 caractères utiles, les valeurs citées y figurent.</w:t>
+      </w:r>
+    </w:p>
+    <w:p>
+      <w:pPr>
         <w:spacing w:after="100"/>
       </w:pPr>
       <w:r>
@@ -4724,6 +4759,97 @@
       </w:pPr>
       <w:r>
         <w:t xml:space="preserve"/>
+      </w:r>
+    </w:p>
+    <w:p>
+      <w:pPr>
+        <w:pBdr>
+          <w:bottom w:val="single" w:color="1B3A6B" w:sz="6"/>
+        </w:pBdr>
+        <w:spacing w:after="120" w:before="360"/>
+      </w:pPr>
+      <w:r>
+        <w:rPr>
+          <w:rFonts w:ascii="Times New Roman" w:cs="Times New Roman" w:eastAsia="Times New Roman" w:hAnsi="Times New Roman"/>
+          <w:b/>
+          <w:bCs/>
+          <w:color w:val="1B3A6B"/>
+          <w:sz w:val="30"/>
+          <w:szCs w:val="30"/>
+        </w:rPr>
+        <w:t xml:space="preserve">📝 Journal des corrections — 11 septembre 2026</w:t>
+      </w:r>
+    </w:p>
+    <w:p>
+      <w:pPr>
+        <w:spacing w:after="80"/>
+      </w:pPr>
+      <w:r>
+        <w:rPr>
+          <w:rFonts w:ascii="Times New Roman" w:cs="Times New Roman" w:eastAsia="Times New Roman" w:hAnsi="Times New Roman"/>
+          <w:b/>
+          <w:bCs/>
+          <w:color w:val="1F2937"/>
+          <w:sz w:val="22"/>
+          <w:szCs w:val="22"/>
+        </w:rPr>
+        <w:t xml:space="preserve">Leçon produite le 06/09/2026 et corrigée le jour même, relue le 11/09/2026 par le test d'attribution des pages. UNE correction.</w:t>
+      </w:r>
+    </w:p>
+    <w:p>
+      <w:pPr>
+        <w:spacing w:after="80"/>
+      </w:pPr>
+      <w:r>
+        <w:rPr>
+          <w:rFonts w:ascii="Times New Roman" w:cs="Times New Roman" w:eastAsia="Times New Roman" w:hAnsi="Times New Roman"/>
+          <w:color w:val="1F2937"/>
+          <w:sz w:val="22"/>
+          <w:szCs w:val="22"/>
+        </w:rPr>
+        <w:t xml:space="preserve">① La source primaire des tarifs était nommée, jamais publiée. Le corps de la leçon écrivait « grille relevée sur la source primaire stripe.com/fr/pricing le 06/09/2026 », puis en tirait quatre lignes de tarifs — 1,5 % + 0,25 € pour les cartes standard de l'EEE, 2,8 % pour les premium de l'EEE, 2,5 % pour les britanniques, 3,15 % pour les internationales. Ces quatre taux alimentent les quatre calculs de l'exercice de rentabilité. Et la page ne figurait dans AUCUNE des huit ressources : un lecteur voulant recalculer devait la chercher lui-même. Nommer une source, c'est s'engager à la rendre vérifiable — la nommer « primaire » redouble cet engagement.</w:t>
+      </w:r>
+    </w:p>
+    <w:p>
+      <w:pPr>
+        <w:spacing w:after="80"/>
+      </w:pPr>
+      <w:r>
+        <w:rPr>
+          <w:rFonts w:ascii="Times New Roman" w:cs="Times New Roman" w:eastAsia="Times New Roman" w:hAnsi="Times New Roman"/>
+          <w:color w:val="1F2937"/>
+          <w:sz w:val="22"/>
+          <w:szCs w:val="22"/>
+        </w:rPr>
+        <w:t xml:space="preserve">Circonstance aggravante, et c'est ce qui rend ce cas intéressant : c'est SUR CETTE PAGE que s'appuie la correction ④ du journal du 06/09, celle qui rectifiait un taux repris d'un comparatif tiers. La source qui a servi à corriger n'avait pas été publiée. Le journal note d'ailleurs, à propos de la version d'origine : « La leçon écrivait pourtant elle-même qu'il fallait vérifier sur stripe.com/fr/pricing : la consigne était rédigée, pas appliquée. » Elle a fini par être appliquée, et par produire la bonne grille ; ce qui manquait encore était l'adresse.</w:t>
+      </w:r>
+    </w:p>
+    <w:p>
+      <w:pPr>
+        <w:spacing w:after="80"/>
+      </w:pPr>
+      <w:r>
+        <w:rPr>
+          <w:rFonts w:ascii="Times New Roman" w:cs="Times New Roman" w:eastAsia="Times New Roman" w:hAnsi="Times New Roman"/>
+          <w:color w:val="1F2937"/>
+          <w:sz w:val="22"/>
+          <w:szCs w:val="22"/>
+        </w:rPr>
+        <w:t xml:space="preserve">Ce qui a été fait. La page est ajoutée aux Ressources, dans le groupe « coûts des outils no-code », avec sa date de test propre — les huit autres URL portent la date du 06/09/2026, celle-ci celle du 11/09/2026. Retestée à cette occasion : HTTP 200, 44 506 caractères utiles, et les valeurs citées y figurent bien (1,5 · 2,8 · 0,25 · EEE). Le renvoi du corps signale que l'adresse manquait.</w:t>
+      </w:r>
+    </w:p>
+    <w:p>
+      <w:pPr>
+        <w:spacing w:after="80"/>
+      </w:pPr>
+      <w:r>
+        <w:rPr>
+          <w:rFonts w:ascii="Times New Roman" w:cs="Times New Roman" w:eastAsia="Times New Roman" w:hAnsi="Times New Roman"/>
+          <w:color w:val="1F2937"/>
+          <w:sz w:val="22"/>
+          <w:szCs w:val="22"/>
+        </w:rPr>
+        <w:t xml:space="preserve">Vérifié lors de cette relecture et inchangé. Les huit URL d'origine répondent comme annoncé, y compris le 403 d'economie.gouv.fr, correctement signalé comme un blocage anti-robot et non comme une page morte. Le PDF de l'AMF est une ressource légitime, mais aucun test automatique ne peut y confirmer une citation : il est désormais déclaré comme non analysable. Aucune autre page n'est nommée dans le corps sans figurer dans les ressources.</w:t>
       </w:r>
     </w:p>
     <w:p>

--- a/livrables/lecons/2026-09-06_lecon-revenus-passifs_07_automatisations-no-code-micro-saas-agents-ia.docx
+++ b/livrables/lecons/2026-09-06_lecon-revenus-passifs_07_automatisations-no-code-micro-saas-agents-ia.docx
@@ -1481,7 +1481,7 @@
           <w:sz w:val="22"/>
           <w:szCs w:val="22"/>
         </w:rPr>
-        <w:t xml:space="preserve">Sources : document AMF « Quelles sont les arnaques les plus courantes ? » et rapport OpinionWay pour AMF (octobre 2024), tous deux testés et accessibles le 6 septembre 2026 (HTTP 200).</w:t>
+        <w:t xml:space="preserve">Sources : document AMF « Quelles sont les arnaques les plus courantes ? » (PDF, amf-france.org, cité en ressources) et rapport « Social Media Intelligence : arnaques à l'investissement sur le web », OpinionWay pour l'AMF, octobre 2024 — amf-france.org/fr/actualites-publications/publications/rapports-etudes-et-analyses/social-media-intelligence-arnaques-linvestissement-sur-le-web-opinionway-pour-lamf-octobre-2024 (adresse ajoutée aux ressources le 12/09/2026 ; la leçon disait le rapport « testé et accessible » sans en donner l'adresse). Tous deux en HTTP 200 le 6 septembre 2026 et le 12 septembre 2026.</w:t>
       </w:r>
     </w:p>
     <w:p>
@@ -4568,6 +4568,32 @@
     </w:p>
     <w:p>
       <w:pPr>
+        <w:spacing w:after="60"/>
+      </w:pPr>
+      <w:hyperlink w:history="1" r:id="rIdopinionway2024">
+        <w:r>
+          <w:rPr>
+            <w:rFonts w:ascii="Times New Roman" w:cs="Times New Roman" w:eastAsia="Times New Roman" w:hAnsi="Times New Roman"/>
+            <w:color w:val="1155CC"/>
+            <w:sz w:val="22"/>
+            <w:szCs w:val="22"/>
+            <w:u w:val="single"/>
+          </w:rPr>
+          <w:t xml:space="preserve">AMF — Social Media Intelligence : arnaques à l'investissement sur le web (OpinionWay pour l'AMF, octobre 2024)</w:t>
+        </w:r>
+      </w:hyperlink>
+      <w:r>
+        <w:rPr>
+          <w:rFonts w:ascii="Times New Roman" w:cs="Times New Roman" w:eastAsia="Times New Roman" w:hAnsi="Times New Roman"/>
+          <w:color w:val="1F2937"/>
+          <w:sz w:val="22"/>
+          <w:szCs w:val="22"/>
+        </w:rPr>
+        <w:t xml:space="preserve"> — AJOUTÉE LE 12/09/2026 : le rapport était nommé « testé et accessible (HTTP 200) » dans le corps sans que son adresse figure nulle part. Testée le 12/09/2026 : HTTP 200, 5 346 caractères utiles, « OpinionWay » présent cinq fois.</w:t>
+      </w:r>
+    </w:p>
+    <w:p>
+      <w:pPr>
         <w:spacing w:after="100"/>
       </w:pPr>
       <w:r>
@@ -4850,6 +4876,55 @@
           <w:szCs w:val="22"/>
         </w:rPr>
         <w:t xml:space="preserve">Vérifié lors de cette relecture et inchangé. Les huit URL d'origine répondent comme annoncé, y compris le 403 d'economie.gouv.fr, correctement signalé comme un blocage anti-robot et non comme une page morte. Le PDF de l'AMF est une ressource légitime, mais aucun test automatique ne peut y confirmer une citation : il est désormais déclaré comme non analysable. Aucune autre page n'est nommée dans le corps sans figurer dans les ressources.</w:t>
+      </w:r>
+    </w:p>
+    <w:p>
+      <w:pPr>
+        <w:pBdr>
+          <w:bottom w:val="single" w:color="1B3A6B" w:sz="6"/>
+        </w:pBdr>
+        <w:spacing w:after="120" w:before="360"/>
+      </w:pPr>
+      <w:r>
+        <w:rPr>
+          <w:rFonts w:ascii="Times New Roman" w:cs="Times New Roman" w:eastAsia="Times New Roman" w:hAnsi="Times New Roman"/>
+          <w:b/>
+          <w:bCs/>
+          <w:color w:val="1B3A6B"/>
+          <w:sz w:val="30"/>
+          <w:szCs w:val="30"/>
+        </w:rPr>
+        <w:t xml:space="preserve">📝 Journal des corrections — 12 septembre 2026</w:t>
+      </w:r>
+    </w:p>
+    <w:p>
+      <w:pPr>
+        <w:spacing w:after="60"/>
+      </w:pPr>
+      <w:r>
+        <w:rPr>
+          <w:rFonts w:ascii="Times New Roman" w:cs="Times New Roman" w:eastAsia="Times New Roman" w:hAnsi="Times New Roman"/>
+          <w:b/>
+          <w:bCs/>
+          <w:color w:val="1F2937"/>
+          <w:sz w:val="22"/>
+          <w:szCs w:val="22"/>
+        </w:rPr>
+        <w:t xml:space="preserve">Relue le 12/09/2026 par la passe A4 du contrôle d'attribution. UNE correction.</w:t>
+      </w:r>
+    </w:p>
+    <w:p>
+      <w:pPr>
+        <w:spacing w:after="60"/>
+      </w:pPr>
+      <w:r>
+        <w:rPr>
+          <w:rFonts w:ascii="Times New Roman" w:cs="Times New Roman" w:eastAsia="Times New Roman" w:hAnsi="Times New Roman"/>
+          <w:color w:val="1F2937"/>
+          <w:sz w:val="22"/>
+          <w:szCs w:val="22"/>
+        </w:rPr>
+        <w:t xml:space="preserve">① Un rapport « testé et accessible (HTTP 200) » dont l'adresse ne figurait nulle part. La ligne « Sources : … et rapport OpinionWay pour AMF (octobre 2024), tous deux testés et accessibles le 6 septembre 2026 (HTTP 200) » affirmait un test sur une page que le lecteur ne pouvait pas ouvrir. Le document AMF « Quelles sont les arnaques… » était bien en ressources ; le rapport OpinionWay ne l'était pas. Il l'est désormais, et la phrase porte son adresse. Vérifié le 12/09/2026 : le rapport existe, sous le titre « Social Media Intelligence : arnaques à l'investissement sur le web », OpinionWay pour l'AMF, octobre 2024.</w:t>
       </w:r>
     </w:p>
     <w:p>
